--- a/9_figures/output/table4.docx
+++ b/9_figures/output/table4.docx
@@ -519,7 +519,7 @@
                 <w:szCs w:val="20"/>
                 <w:color w:val="000000"/>
               </w:rPr>
-              <w:t xml:space="preserve">0.442</w:t>
+              <w:t xml:space="preserve">0.444</w:t>
             </w:r>
             <w:r>
               <w:rPr>
@@ -595,7 +595,7 @@
                 <w:szCs w:val="20"/>
                 <w:color w:val="000000"/>
               </w:rPr>
-              <w:t xml:space="preserve">0.374</w:t>
+              <w:t xml:space="preserve">0.376</w:t>
             </w:r>
             <w:r>
               <w:rPr>
@@ -747,7 +747,7 @@
                 <w:szCs w:val="20"/>
                 <w:color w:val="000000"/>
               </w:rPr>
-              <w:t xml:space="preserve">0.418</w:t>
+              <w:t xml:space="preserve">0.420</w:t>
             </w:r>
             <w:r>
               <w:rPr>
@@ -823,7 +823,7 @@
                 <w:szCs w:val="20"/>
                 <w:color w:val="000000"/>
               </w:rPr>
-              <w:t xml:space="preserve">0.358</w:t>
+              <w:t xml:space="preserve">0.360</w:t>
             </w:r>
             <w:r>
               <w:rPr>
@@ -1466,7 +1466,7 @@
           <w:szCs w:val="24"/>
           <w:color w:val="000000"/>
         </w:rPr>
-        <w:t xml:space="preserve">Note: Gini coefficients reported are averages across all years. Income data were collected annually until 1997, and biennially thereafter. Wealth data were collected every five years from 1984 to 1999, and every other year thereafter. Both income and wealth are adjusted for inflation. Wealth is measured excluding home equity. Standard errors are shown in parentheses. Income estimates use 88,218 Black household-years and 21,685 Black clan-years, and 143,443 Non-Black household-years and 40,997 Non-Black clan-years, with 2,892 unique clans in total; 964 clans ever classified as Black and 1,989 clans ever classified as Non-Black, including 61 clans appearing in both groups across years. Wealth estimates use 42,505 Black household-years and 8,080 Black clan-years, and 69,920 Non-Black household-years and 16,965 Non-Black clan-years, with 2,622 unique clans in total; 825 clans ever classified as Black and 1,839 clans ever classified as Non-Black, including 42 clans appearing in both groups across years.</w:t>
+        <w:t xml:space="preserve">Note: Gini coefficients reported are averages across all years. Income data were collected annually until 1997, and biennially thereafter. Wealth data were collected every five years from 1984 to 1999, and every other year thereafter. Both income and wealth are adjusted for inflation. Wealth is measured excluding home equity. Standard errors are shown in parentheses. Income estimates use 91,775 Black household-years and 22,213 Black clan-years, and 148,336 Non-Black household-years and 42,079 Non-Black clan-years, with 2,906 unique clans in total; 966 clans ever classified as Black and 2,003 clans ever classified as Non-Black, including 63 clans appearing in both groups across years. Wealth estimates use 46,059 Black household-years and 8,608 Black clan-years, and 74,813 Non-Black household-years and 18,047 Non-Black clan-years, with 2,636 unique clans in total; 827 clans ever classified as Black and 1,853 clans ever classified as Non-Black, including 44 clans appearing in both groups across years.</w:t>
       </w:r>
     </w:p>
     <w:sectPr>
